--- a/Windows部署和更新操作手册.docx
+++ b/Windows部署和更新操作手册.docx
@@ -832,6 +832,233 @@
     </w:p>
     <w:p>
       <w:pPr>
+        <w:pStyle w:val="Heading2"/>
+      </w:pPr>
+      <w:r>
+        <w:t>6. 配置高清图纸预览</w:t>
+      </w:r>
+    </w:p>
+    <w:p>
+      <w:pPr>
+        <w:spacing w:before="0" w:after="120" w:line="300" w:lineRule="auto"/>
+      </w:pPr>
+      <w:r>
+        <w:rPr>
+          <w:rFonts w:ascii="Microsoft YaHei" w:hAnsi="Microsoft YaHei" w:eastAsia="Microsoft YaHei"/>
+          <w:b w:val="0"/>
+        </w:rPr>
+        <w:t>如果需要让网页内显示更清楚的真实图纸预览，建议在运行后台服务的这台 Windows 电脑安装 QCAD Professional。</w:t>
+      </w:r>
+    </w:p>
+    <w:p>
+      <w:pPr>
+        <w:spacing w:before="0" w:after="120" w:line="300" w:lineRule="auto"/>
+      </w:pPr>
+      <w:r>
+        <w:rPr>
+          <w:rFonts w:ascii="Microsoft YaHei" w:hAnsi="Microsoft YaHei" w:eastAsia="Microsoft YaHei"/>
+          <w:b w:val="0"/>
+        </w:rPr>
+        <w:t>安装后，找到 QCAD 安装目录里的 `dwg2pdf.bat`。常见位置：</w:t>
+      </w:r>
+    </w:p>
+    <w:p>
+      <w:pPr>
+        <w:spacing w:before="0" w:after="40" w:line="264" w:lineRule="auto"/>
+        <w:ind w:left="259" w:right="173"/>
+        <w:shd w:fill="F4F6F9"/>
+      </w:pPr>
+      <w:r>
+        <w:rPr>
+          <w:rFonts w:ascii="Consolas" w:hAnsi="Consolas" w:eastAsia="Consolas"/>
+          <w:b w:val="0"/>
+          <w:color w:val="141E2D"/>
+          <w:sz w:val="18"/>
+        </w:rPr>
+        <w:t>C:\Program Files\QCAD\dwg2pdf.bat</w:t>
+      </w:r>
+    </w:p>
+    <w:p>
+      <w:pPr>
+        <w:spacing w:before="0" w:after="40" w:line="264" w:lineRule="auto"/>
+        <w:ind w:left="259" w:right="173"/>
+        <w:shd w:fill="F4F6F9"/>
+      </w:pPr>
+      <w:r>
+        <w:rPr>
+          <w:rFonts w:ascii="Consolas" w:hAnsi="Consolas" w:eastAsia="Consolas"/>
+          <w:b w:val="0"/>
+          <w:color w:val="141E2D"/>
+          <w:sz w:val="18"/>
+        </w:rPr>
+        <w:t>C:\Program Files\QCAD Professional\dwg2pdf.bat</w:t>
+      </w:r>
+    </w:p>
+    <w:p>
+      <w:pPr>
+        <w:spacing w:before="0" w:after="40" w:line="264" w:lineRule="auto"/>
+        <w:ind w:left="259" w:right="173"/>
+        <w:shd w:fill="F4F6F9"/>
+      </w:pPr>
+      <w:r>
+        <w:rPr>
+          <w:rFonts w:ascii="Consolas" w:hAnsi="Consolas" w:eastAsia="Consolas"/>
+          <w:b w:val="0"/>
+          <w:color w:val="141E2D"/>
+          <w:sz w:val="18"/>
+        </w:rPr>
+        <w:t>C:\Program Files\QCADCAM\dwg2pdf.bat</w:t>
+      </w:r>
+    </w:p>
+    <w:p>
+      <w:pPr>
+        <w:spacing w:before="0" w:after="80" w:line="300" w:lineRule="auto"/>
+      </w:pPr>
+    </w:p>
+    <w:p>
+      <w:pPr>
+        <w:spacing w:before="0" w:after="120" w:line="300" w:lineRule="auto"/>
+      </w:pPr>
+      <w:r>
+        <w:rPr>
+          <w:rFonts w:ascii="Microsoft YaHei" w:hAnsi="Microsoft YaHei" w:eastAsia="Microsoft YaHei"/>
+          <w:b w:val="0"/>
+        </w:rPr>
+        <w:t>打开项目目录下的 `.env`，填写：</w:t>
+      </w:r>
+    </w:p>
+    <w:p>
+      <w:pPr>
+        <w:spacing w:before="0" w:after="40" w:line="264" w:lineRule="auto"/>
+        <w:ind w:left="259" w:right="173"/>
+        <w:shd w:fill="F4F6F9"/>
+      </w:pPr>
+      <w:r>
+        <w:rPr>
+          <w:rFonts w:ascii="Consolas" w:hAnsi="Consolas" w:eastAsia="Consolas"/>
+          <w:b w:val="0"/>
+          <w:color w:val="141E2D"/>
+          <w:sz w:val="18"/>
+        </w:rPr>
+        <w:t>DRAWING_PREVIEW_CONVERTER_PATH=C:\Program Files\QCAD\dwg2pdf.bat</w:t>
+      </w:r>
+    </w:p>
+    <w:p>
+      <w:pPr>
+        <w:spacing w:before="0" w:after="40" w:line="264" w:lineRule="auto"/>
+        <w:ind w:left="259" w:right="173"/>
+        <w:shd w:fill="F4F6F9"/>
+      </w:pPr>
+      <w:r>
+        <w:rPr>
+          <w:rFonts w:ascii="Consolas" w:hAnsi="Consolas" w:eastAsia="Consolas"/>
+          <w:b w:val="0"/>
+          <w:color w:val="141E2D"/>
+          <w:sz w:val="18"/>
+        </w:rPr>
+        <w:t>DRAWING_PREVIEW_CONVERTER_ARGS=-auto-fit -paper=A4 -force -monochrome</w:t>
+      </w:r>
+    </w:p>
+    <w:p>
+      <w:pPr>
+        <w:spacing w:before="0" w:after="40" w:line="264" w:lineRule="auto"/>
+        <w:ind w:left="259" w:right="173"/>
+        <w:shd w:fill="F4F6F9"/>
+      </w:pPr>
+      <w:r>
+        <w:rPr>
+          <w:rFonts w:ascii="Consolas" w:hAnsi="Consolas" w:eastAsia="Consolas"/>
+          <w:b w:val="0"/>
+          <w:color w:val="141E2D"/>
+          <w:sz w:val="18"/>
+        </w:rPr>
+        <w:t>DRAWING_PREVIEW_TIMEOUT_SECONDS=90</w:t>
+      </w:r>
+    </w:p>
+    <w:p>
+      <w:pPr>
+        <w:spacing w:before="0" w:after="80" w:line="300" w:lineRule="auto"/>
+      </w:pPr>
+    </w:p>
+    <w:p>
+      <w:pPr>
+        <w:spacing w:before="0" w:after="120" w:line="300" w:lineRule="auto"/>
+      </w:pPr>
+      <w:r>
+        <w:rPr>
+          <w:rFonts w:ascii="Microsoft YaHei" w:hAnsi="Microsoft YaHei" w:eastAsia="Microsoft YaHei"/>
+          <w:b w:val="0"/>
+        </w:rPr>
+        <w:t>注意：</w:t>
+      </w:r>
+    </w:p>
+    <w:p>
+      <w:pPr>
+        <w:spacing w:before="0" w:after="40" w:line="264" w:lineRule="auto"/>
+        <w:ind w:left="259" w:right="173"/>
+        <w:shd w:fill="F4F6F9"/>
+      </w:pPr>
+      <w:r>
+        <w:rPr>
+          <w:rFonts w:ascii="Consolas" w:hAnsi="Consolas" w:eastAsia="Consolas"/>
+          <w:b w:val="0"/>
+          <w:color w:val="141E2D"/>
+          <w:sz w:val="18"/>
+        </w:rPr>
+        <w:t>只需要运行后台服务的电脑安装 QCAD。</w:t>
+      </w:r>
+    </w:p>
+    <w:p>
+      <w:pPr>
+        <w:spacing w:before="0" w:after="40" w:line="264" w:lineRule="auto"/>
+        <w:ind w:left="259" w:right="173"/>
+        <w:shd w:fill="F4F6F9"/>
+      </w:pPr>
+      <w:r>
+        <w:rPr>
+          <w:rFonts w:ascii="Consolas" w:hAnsi="Consolas" w:eastAsia="Consolas"/>
+          <w:b w:val="0"/>
+          <w:color w:val="141E2D"/>
+          <w:sz w:val="18"/>
+        </w:rPr>
+        <w:t>其他访问后台的电脑或手机不需要安装 CAD。</w:t>
+      </w:r>
+    </w:p>
+    <w:p>
+      <w:pPr>
+        <w:spacing w:before="0" w:after="40" w:line="264" w:lineRule="auto"/>
+        <w:ind w:left="259" w:right="173"/>
+        <w:shd w:fill="F4F6F9"/>
+      </w:pPr>
+      <w:r>
+        <w:rPr>
+          <w:rFonts w:ascii="Consolas" w:hAnsi="Consolas" w:eastAsia="Consolas"/>
+          <w:b w:val="0"/>
+          <w:color w:val="141E2D"/>
+          <w:sz w:val="18"/>
+        </w:rPr>
+        <w:t>如果图纸中文显示不完整，需要把图纸使用的 SHX 字体放到 QCAD 能识别的字体目录。</w:t>
+      </w:r>
+    </w:p>
+    <w:p>
+      <w:pPr>
+        <w:spacing w:before="0" w:after="80" w:line="300" w:lineRule="auto"/>
+      </w:pPr>
+    </w:p>
+    <w:p>
+      <w:pPr>
+        <w:spacing w:before="0" w:after="120" w:line="300" w:lineRule="auto"/>
+      </w:pPr>
+      <w:r>
+        <w:rPr>
+          <w:rFonts w:ascii="Microsoft YaHei" w:hAnsi="Microsoft YaHei" w:eastAsia="Microsoft YaHei"/>
+          <w:b w:val="0"/>
+        </w:rPr>
+        <w:t>配置完成并重启后台后，进入后台的“图纸识别”页面，可以点击“批量生成高清预览”，为已经上传过的历史图纸生成 PDF 预览。</w:t>
+      </w:r>
+    </w:p>
+    <w:p>
+      <w:pPr>
         <w:pStyle w:val="Heading1"/>
       </w:pPr>
       <w:r>
@@ -896,6 +1123,22 @@
     </w:p>
     <w:p>
       <w:pPr>
+        <w:spacing w:before="0" w:after="40" w:line="264" w:lineRule="auto"/>
+        <w:ind w:left="259" w:right="173"/>
+        <w:shd w:fill="F4F6F9"/>
+      </w:pPr>
+      <w:r>
+        <w:rPr>
+          <w:rFonts w:ascii="Consolas" w:hAnsi="Consolas" w:eastAsia="Consolas"/>
+          <w:b w:val="0"/>
+          <w:color w:val="141E2D"/>
+          <w:sz w:val="18"/>
+        </w:rPr>
+        <w:t>data/previews/</w:t>
+      </w:r>
+    </w:p>
+    <w:p>
+      <w:pPr>
         <w:spacing w:before="0" w:after="80" w:line="300" w:lineRule="auto"/>
       </w:pPr>
     </w:p>
@@ -945,6 +1188,22 @@
     </w:p>
     <w:p>
       <w:pPr>
+        <w:spacing w:before="0" w:after="40" w:line="264" w:lineRule="auto"/>
+        <w:ind w:left="259" w:right="173"/>
+        <w:shd w:fill="F4F6F9"/>
+      </w:pPr>
+      <w:r>
+        <w:rPr>
+          <w:rFonts w:ascii="Consolas" w:hAnsi="Consolas" w:eastAsia="Consolas"/>
+          <w:b w:val="0"/>
+          <w:color w:val="141E2D"/>
+          <w:sz w:val="18"/>
+        </w:rPr>
+        <w:t>杭州特耐时-backend\data\previews\</w:t>
+      </w:r>
+    </w:p>
+    <w:p>
+      <w:pPr>
         <w:spacing w:before="0" w:after="80" w:line="300" w:lineRule="auto"/>
       </w:pPr>
     </w:p>
@@ -1005,7 +1264,23 @@
           <w:color w:val="141E2D"/>
           <w:sz w:val="18"/>
         </w:rPr>
-        <w:t>这两个必须一起迁移。</w:t>
+        <w:t>previews 是已经生成的高清 PDF 预览文件，可以一起迁移；如果没有迁移，也可以后续重新生成。</w:t>
+      </w:r>
+    </w:p>
+    <w:p>
+      <w:pPr>
+        <w:spacing w:before="0" w:after="40" w:line="264" w:lineRule="auto"/>
+        <w:ind w:left="259" w:right="173"/>
+        <w:shd w:fill="F4F6F9"/>
+      </w:pPr>
+      <w:r>
+        <w:rPr>
+          <w:rFonts w:ascii="Consolas" w:hAnsi="Consolas" w:eastAsia="Consolas"/>
+          <w:b w:val="0"/>
+          <w:color w:val="141E2D"/>
+          <w:sz w:val="18"/>
+        </w:rPr>
+        <w:t>app.db 和 uploads 必须一起迁移。</w:t>
       </w:r>
     </w:p>
     <w:p>
@@ -1620,7 +1895,7 @@
           <w:color w:val="141E2D"/>
           <w:sz w:val="18"/>
         </w:rPr>
-        <w:t>1. 打开 PowerShell 或 CMD</w:t>
+        <w:t>1. 打开项目文件夹</w:t>
       </w:r>
     </w:p>
     <w:p>
@@ -1636,7 +1911,7 @@
           <w:color w:val="141E2D"/>
           <w:sz w:val="18"/>
         </w:rPr>
-        <w:t>2. 进入项目目录</w:t>
+        <w:t>2. 双击 启动后台服务.bat</w:t>
       </w:r>
     </w:p>
     <w:p>
@@ -1652,23 +1927,7 @@
           <w:color w:val="141E2D"/>
           <w:sz w:val="18"/>
         </w:rPr>
-        <w:t>3. 启动后端服务</w:t>
-      </w:r>
-    </w:p>
-    <w:p>
-      <w:pPr>
-        <w:spacing w:before="0" w:after="40" w:line="264" w:lineRule="auto"/>
-        <w:ind w:left="259" w:right="173"/>
-        <w:shd w:fill="F4F6F9"/>
-      </w:pPr>
-      <w:r>
-        <w:rPr>
-          <w:rFonts w:ascii="Consolas" w:hAnsi="Consolas" w:eastAsia="Consolas"/>
-          <w:b w:val="0"/>
-          <w:color w:val="141E2D"/>
-          <w:sz w:val="18"/>
-        </w:rPr>
-        <w:t>4. 打开后台或小程序</w:t>
+        <w:t>3. 打开后台或小程序</w:t>
       </w:r>
     </w:p>
     <w:p>
@@ -1685,7 +1944,7 @@
           <w:rFonts w:ascii="Microsoft YaHei" w:hAnsi="Microsoft YaHei" w:eastAsia="Microsoft YaHei"/>
           <w:b w:val="0"/>
         </w:rPr>
-        <w:t>命令：</w:t>
+        <w:t>如果需要手动启动，也可以用命令：</w:t>
       </w:r>
     </w:p>
     <w:p>
@@ -1861,7 +2120,206 @@
         <w:pStyle w:val="Heading2"/>
       </w:pPr>
       <w:r>
-        <w:t>方式一：使用 Git Bash 自动更新，推荐</w:t>
+        <w:t>方式一：双击一键更新，推荐</w:t>
+      </w:r>
+    </w:p>
+    <w:p>
+      <w:pPr>
+        <w:spacing w:before="0" w:after="120" w:line="300" w:lineRule="auto"/>
+      </w:pPr>
+      <w:r>
+        <w:rPr>
+          <w:rFonts w:ascii="Microsoft YaHei" w:hAnsi="Microsoft YaHei" w:eastAsia="Microsoft YaHei"/>
+          <w:b w:val="0"/>
+        </w:rPr>
+        <w:t>打开项目文件夹，双击：</w:t>
+      </w:r>
+    </w:p>
+    <w:p>
+      <w:pPr>
+        <w:spacing w:before="0" w:after="40" w:line="264" w:lineRule="auto"/>
+        <w:ind w:left="259" w:right="173"/>
+        <w:shd w:fill="F4F6F9"/>
+      </w:pPr>
+      <w:r>
+        <w:rPr>
+          <w:rFonts w:ascii="Consolas" w:hAnsi="Consolas" w:eastAsia="Consolas"/>
+          <w:b w:val="0"/>
+          <w:color w:val="141E2D"/>
+          <w:sz w:val="18"/>
+        </w:rPr>
+        <w:t>一键更新程序.bat</w:t>
+      </w:r>
+    </w:p>
+    <w:p>
+      <w:pPr>
+        <w:spacing w:before="0" w:after="80" w:line="300" w:lineRule="auto"/>
+      </w:pPr>
+    </w:p>
+    <w:p>
+      <w:pPr>
+        <w:spacing w:before="0" w:after="120" w:line="300" w:lineRule="auto"/>
+      </w:pPr>
+      <w:r>
+        <w:rPr>
+          <w:rFonts w:ascii="Microsoft YaHei" w:hAnsi="Microsoft YaHei" w:eastAsia="Microsoft YaHei"/>
+          <w:b w:val="0"/>
+        </w:rPr>
+        <w:t>脚本会自动：</w:t>
+      </w:r>
+    </w:p>
+    <w:p>
+      <w:pPr>
+        <w:spacing w:before="0" w:after="40" w:line="264" w:lineRule="auto"/>
+        <w:ind w:left="259" w:right="173"/>
+        <w:shd w:fill="F4F6F9"/>
+      </w:pPr>
+      <w:r>
+        <w:rPr>
+          <w:rFonts w:ascii="Consolas" w:hAnsi="Consolas" w:eastAsia="Consolas"/>
+          <w:b w:val="0"/>
+          <w:color w:val="141E2D"/>
+          <w:sz w:val="18"/>
+        </w:rPr>
+        <w:t>1. 检查 Git 和 Python</w:t>
+      </w:r>
+    </w:p>
+    <w:p>
+      <w:pPr>
+        <w:spacing w:before="0" w:after="40" w:line="264" w:lineRule="auto"/>
+        <w:ind w:left="259" w:right="173"/>
+        <w:shd w:fill="F4F6F9"/>
+      </w:pPr>
+      <w:r>
+        <w:rPr>
+          <w:rFonts w:ascii="Consolas" w:hAnsi="Consolas" w:eastAsia="Consolas"/>
+          <w:b w:val="0"/>
+          <w:color w:val="141E2D"/>
+          <w:sz w:val="18"/>
+        </w:rPr>
+        <w:t>2. 备份 data/app.db 和 data/uploads/</w:t>
+      </w:r>
+    </w:p>
+    <w:p>
+      <w:pPr>
+        <w:spacing w:before="0" w:after="40" w:line="264" w:lineRule="auto"/>
+        <w:ind w:left="259" w:right="173"/>
+        <w:shd w:fill="F4F6F9"/>
+      </w:pPr>
+      <w:r>
+        <w:rPr>
+          <w:rFonts w:ascii="Consolas" w:hAnsi="Consolas" w:eastAsia="Consolas"/>
+          <w:b w:val="0"/>
+          <w:color w:val="141E2D"/>
+          <w:sz w:val="18"/>
+        </w:rPr>
+        <w:t>3. 检查本地代码是否有未保存改动</w:t>
+      </w:r>
+    </w:p>
+    <w:p>
+      <w:pPr>
+        <w:spacing w:before="0" w:after="40" w:line="264" w:lineRule="auto"/>
+        <w:ind w:left="259" w:right="173"/>
+        <w:shd w:fill="F4F6F9"/>
+      </w:pPr>
+      <w:r>
+        <w:rPr>
+          <w:rFonts w:ascii="Consolas" w:hAnsi="Consolas" w:eastAsia="Consolas"/>
+          <w:b w:val="0"/>
+          <w:color w:val="141E2D"/>
+          <w:sz w:val="18"/>
+        </w:rPr>
+        <w:t>4. 拉取最新代码</w:t>
+      </w:r>
+    </w:p>
+    <w:p>
+      <w:pPr>
+        <w:spacing w:before="0" w:after="40" w:line="264" w:lineRule="auto"/>
+        <w:ind w:left="259" w:right="173"/>
+        <w:shd w:fill="F4F6F9"/>
+      </w:pPr>
+      <w:r>
+        <w:rPr>
+          <w:rFonts w:ascii="Consolas" w:hAnsi="Consolas" w:eastAsia="Consolas"/>
+          <w:b w:val="0"/>
+          <w:color w:val="141E2D"/>
+          <w:sz w:val="18"/>
+        </w:rPr>
+        <w:t>5. 更新 Python 依赖</w:t>
+      </w:r>
+    </w:p>
+    <w:p>
+      <w:pPr>
+        <w:spacing w:before="0" w:after="40" w:line="264" w:lineRule="auto"/>
+        <w:ind w:left="259" w:right="173"/>
+        <w:shd w:fill="F4F6F9"/>
+      </w:pPr>
+      <w:r>
+        <w:rPr>
+          <w:rFonts w:ascii="Consolas" w:hAnsi="Consolas" w:eastAsia="Consolas"/>
+          <w:b w:val="0"/>
+          <w:color w:val="141E2D"/>
+          <w:sz w:val="18"/>
+        </w:rPr>
+        <w:t>6. 询问是否立即启动后端服务</w:t>
+      </w:r>
+    </w:p>
+    <w:p>
+      <w:pPr>
+        <w:spacing w:before="0" w:after="80" w:line="300" w:lineRule="auto"/>
+      </w:pPr>
+    </w:p>
+    <w:p>
+      <w:pPr>
+        <w:spacing w:before="0" w:after="120" w:line="300" w:lineRule="auto"/>
+      </w:pPr>
+      <w:r>
+        <w:rPr>
+          <w:rFonts w:ascii="Microsoft YaHei" w:hAnsi="Microsoft YaHei" w:eastAsia="Microsoft YaHei"/>
+          <w:b w:val="0"/>
+        </w:rPr>
+        <w:t>如果脚本最后询问是否启动后台服务，输入：</w:t>
+      </w:r>
+    </w:p>
+    <w:p>
+      <w:pPr>
+        <w:spacing w:before="0" w:after="40" w:line="264" w:lineRule="auto"/>
+        <w:ind w:left="259" w:right="173"/>
+        <w:shd w:fill="F4F6F9"/>
+      </w:pPr>
+      <w:r>
+        <w:rPr>
+          <w:rFonts w:ascii="Consolas" w:hAnsi="Consolas" w:eastAsia="Consolas"/>
+          <w:b w:val="0"/>
+          <w:color w:val="141E2D"/>
+          <w:sz w:val="18"/>
+        </w:rPr>
+        <w:t>Y</w:t>
+      </w:r>
+    </w:p>
+    <w:p>
+      <w:pPr>
+        <w:spacing w:before="0" w:after="80" w:line="300" w:lineRule="auto"/>
+      </w:pPr>
+    </w:p>
+    <w:p>
+      <w:pPr>
+        <w:spacing w:before="0" w:after="120" w:line="300" w:lineRule="auto"/>
+      </w:pPr>
+      <w:r>
+        <w:rPr>
+          <w:rFonts w:ascii="Microsoft YaHei" w:hAnsi="Microsoft YaHei" w:eastAsia="Microsoft YaHei"/>
+          <w:b w:val="0"/>
+        </w:rPr>
+        <w:t>即可自动打开新的后台服务窗口。</w:t>
+      </w:r>
+    </w:p>
+    <w:p>
+      <w:pPr>
+        <w:pStyle w:val="Heading2"/>
+      </w:pPr>
+      <w:r>
+        <w:t>方式二：使用 Git Bash 自动更新</w:t>
       </w:r>
     </w:p>
     <w:p>
@@ -1939,7 +2397,7 @@
           <w:rFonts w:ascii="Microsoft YaHei" w:hAnsi="Microsoft YaHei" w:eastAsia="Microsoft YaHei"/>
           <w:b w:val="0"/>
         </w:rPr>
-        <w:t>脚本会自动：</w:t>
+        <w:t>更新完成后，双击：</w:t>
       </w:r>
     </w:p>
     <w:p>
@@ -1955,7 +2413,32 @@
           <w:color w:val="141E2D"/>
           <w:sz w:val="18"/>
         </w:rPr>
-        <w:t>1. 检查 Git 和 Python</w:t>
+        <w:t>启动后台服务.bat</w:t>
+      </w:r>
+    </w:p>
+    <w:p>
+      <w:pPr>
+        <w:spacing w:before="0" w:after="80" w:line="300" w:lineRule="auto"/>
+      </w:pPr>
+    </w:p>
+    <w:p>
+      <w:pPr>
+        <w:pStyle w:val="Heading2"/>
+      </w:pPr>
+      <w:r>
+        <w:t>方式三：手动更新</w:t>
+      </w:r>
+    </w:p>
+    <w:p>
+      <w:pPr>
+        <w:spacing w:before="0" w:after="120" w:line="300" w:lineRule="auto"/>
+      </w:pPr>
+      <w:r>
+        <w:rPr>
+          <w:rFonts w:ascii="Microsoft YaHei" w:hAnsi="Microsoft YaHei" w:eastAsia="Microsoft YaHei"/>
+          <w:b w:val="0"/>
+        </w:rPr>
+        <w:t>进入项目目录：</w:t>
       </w:r>
     </w:p>
     <w:p>
@@ -1971,7 +2454,24 @@
           <w:color w:val="141E2D"/>
           <w:sz w:val="18"/>
         </w:rPr>
-        <w:t>2. 检查本地代码是否有未保存改动</w:t>
+        <w:t>cd 杭州特耐时-backend</w:t>
+      </w:r>
+    </w:p>
+    <w:p>
+      <w:pPr>
+        <w:spacing w:before="0" w:after="80" w:line="300" w:lineRule="auto"/>
+      </w:pPr>
+    </w:p>
+    <w:p>
+      <w:pPr>
+        <w:spacing w:before="0" w:after="120" w:line="300" w:lineRule="auto"/>
+      </w:pPr>
+      <w:r>
+        <w:rPr>
+          <w:rFonts w:ascii="Microsoft YaHei" w:hAnsi="Microsoft YaHei" w:eastAsia="Microsoft YaHei"/>
+          <w:b w:val="0"/>
+        </w:rPr>
+        <w:t>手动备份数据：</w:t>
       </w:r>
     </w:p>
     <w:p>
@@ -1987,7 +2487,24 @@
           <w:color w:val="141E2D"/>
           <w:sz w:val="18"/>
         </w:rPr>
-        <w:t>3. 备份 data/app.db 和 data/uploads/</w:t>
+        <w:t>xcopy data backups\manual_backup /E /I /Y</w:t>
+      </w:r>
+    </w:p>
+    <w:p>
+      <w:pPr>
+        <w:spacing w:before="0" w:after="80" w:line="300" w:lineRule="auto"/>
+      </w:pPr>
+    </w:p>
+    <w:p>
+      <w:pPr>
+        <w:spacing w:before="0" w:after="120" w:line="300" w:lineRule="auto"/>
+      </w:pPr>
+      <w:r>
+        <w:rPr>
+          <w:rFonts w:ascii="Microsoft YaHei" w:hAnsi="Microsoft YaHei" w:eastAsia="Microsoft YaHei"/>
+          <w:b w:val="0"/>
+        </w:rPr>
+        <w:t>拉取最新代码：</w:t>
       </w:r>
     </w:p>
     <w:p>
@@ -2003,7 +2520,24 @@
           <w:color w:val="141E2D"/>
           <w:sz w:val="18"/>
         </w:rPr>
-        <w:t>4. 拉取最新代码</w:t>
+        <w:t>git pull</w:t>
+      </w:r>
+    </w:p>
+    <w:p>
+      <w:pPr>
+        <w:spacing w:before="0" w:after="80" w:line="300" w:lineRule="auto"/>
+      </w:pPr>
+    </w:p>
+    <w:p>
+      <w:pPr>
+        <w:spacing w:before="0" w:after="120" w:line="300" w:lineRule="auto"/>
+      </w:pPr>
+      <w:r>
+        <w:rPr>
+          <w:rFonts w:ascii="Microsoft YaHei" w:hAnsi="Microsoft YaHei" w:eastAsia="Microsoft YaHei"/>
+          <w:b w:val="0"/>
+        </w:rPr>
+        <w:t>更新依赖：</w:t>
       </w:r>
     </w:p>
     <w:p>
@@ -2019,23 +2553,7 @@
           <w:color w:val="141E2D"/>
           <w:sz w:val="18"/>
         </w:rPr>
-        <w:t>5. 更新 Python 依赖</w:t>
-      </w:r>
-    </w:p>
-    <w:p>
-      <w:pPr>
-        <w:spacing w:before="0" w:after="40" w:line="264" w:lineRule="auto"/>
-        <w:ind w:left="259" w:right="173"/>
-        <w:shd w:fill="F4F6F9"/>
-      </w:pPr>
-      <w:r>
-        <w:rPr>
-          <w:rFonts w:ascii="Consolas" w:hAnsi="Consolas" w:eastAsia="Consolas"/>
-          <w:b w:val="0"/>
-          <w:color w:val="141E2D"/>
-          <w:sz w:val="18"/>
-        </w:rPr>
-        <w:t>6. 提示重启后端服务</w:t>
+        <w:t>.venv\Scripts\python -m pip install -r requirements.txt</w:t>
       </w:r>
     </w:p>
     <w:p>
@@ -2052,7 +2570,7 @@
           <w:rFonts w:ascii="Microsoft YaHei" w:hAnsi="Microsoft YaHei" w:eastAsia="Microsoft YaHei"/>
           <w:b w:val="0"/>
         </w:rPr>
-        <w:t>更新完成后，重新启动：</w:t>
+        <w:t>重新启动后端：</w:t>
       </w:r>
     </w:p>
     <w:p>
@@ -2078,179 +2596,6 @@
     </w:p>
     <w:p>
       <w:pPr>
-        <w:pStyle w:val="Heading2"/>
-      </w:pPr>
-      <w:r>
-        <w:t>方式二：手动更新</w:t>
-      </w:r>
-    </w:p>
-    <w:p>
-      <w:pPr>
-        <w:spacing w:before="0" w:after="120" w:line="300" w:lineRule="auto"/>
-      </w:pPr>
-      <w:r>
-        <w:rPr>
-          <w:rFonts w:ascii="Microsoft YaHei" w:hAnsi="Microsoft YaHei" w:eastAsia="Microsoft YaHei"/>
-          <w:b w:val="0"/>
-        </w:rPr>
-        <w:t>进入项目目录：</w:t>
-      </w:r>
-    </w:p>
-    <w:p>
-      <w:pPr>
-        <w:spacing w:before="0" w:after="40" w:line="264" w:lineRule="auto"/>
-        <w:ind w:left="259" w:right="173"/>
-        <w:shd w:fill="F4F6F9"/>
-      </w:pPr>
-      <w:r>
-        <w:rPr>
-          <w:rFonts w:ascii="Consolas" w:hAnsi="Consolas" w:eastAsia="Consolas"/>
-          <w:b w:val="0"/>
-          <w:color w:val="141E2D"/>
-          <w:sz w:val="18"/>
-        </w:rPr>
-        <w:t>cd 杭州特耐时-backend</w:t>
-      </w:r>
-    </w:p>
-    <w:p>
-      <w:pPr>
-        <w:spacing w:before="0" w:after="80" w:line="300" w:lineRule="auto"/>
-      </w:pPr>
-    </w:p>
-    <w:p>
-      <w:pPr>
-        <w:spacing w:before="0" w:after="120" w:line="300" w:lineRule="auto"/>
-      </w:pPr>
-      <w:r>
-        <w:rPr>
-          <w:rFonts w:ascii="Microsoft YaHei" w:hAnsi="Microsoft YaHei" w:eastAsia="Microsoft YaHei"/>
-          <w:b w:val="0"/>
-        </w:rPr>
-        <w:t>手动备份数据：</w:t>
-      </w:r>
-    </w:p>
-    <w:p>
-      <w:pPr>
-        <w:spacing w:before="0" w:after="40" w:line="264" w:lineRule="auto"/>
-        <w:ind w:left="259" w:right="173"/>
-        <w:shd w:fill="F4F6F9"/>
-      </w:pPr>
-      <w:r>
-        <w:rPr>
-          <w:rFonts w:ascii="Consolas" w:hAnsi="Consolas" w:eastAsia="Consolas"/>
-          <w:b w:val="0"/>
-          <w:color w:val="141E2D"/>
-          <w:sz w:val="18"/>
-        </w:rPr>
-        <w:t>xcopy data backups\manual_backup /E /I /Y</w:t>
-      </w:r>
-    </w:p>
-    <w:p>
-      <w:pPr>
-        <w:spacing w:before="0" w:after="80" w:line="300" w:lineRule="auto"/>
-      </w:pPr>
-    </w:p>
-    <w:p>
-      <w:pPr>
-        <w:spacing w:before="0" w:after="120" w:line="300" w:lineRule="auto"/>
-      </w:pPr>
-      <w:r>
-        <w:rPr>
-          <w:rFonts w:ascii="Microsoft YaHei" w:hAnsi="Microsoft YaHei" w:eastAsia="Microsoft YaHei"/>
-          <w:b w:val="0"/>
-        </w:rPr>
-        <w:t>拉取最新代码：</w:t>
-      </w:r>
-    </w:p>
-    <w:p>
-      <w:pPr>
-        <w:spacing w:before="0" w:after="40" w:line="264" w:lineRule="auto"/>
-        <w:ind w:left="259" w:right="173"/>
-        <w:shd w:fill="F4F6F9"/>
-      </w:pPr>
-      <w:r>
-        <w:rPr>
-          <w:rFonts w:ascii="Consolas" w:hAnsi="Consolas" w:eastAsia="Consolas"/>
-          <w:b w:val="0"/>
-          <w:color w:val="141E2D"/>
-          <w:sz w:val="18"/>
-        </w:rPr>
-        <w:t>git pull</w:t>
-      </w:r>
-    </w:p>
-    <w:p>
-      <w:pPr>
-        <w:spacing w:before="0" w:after="80" w:line="300" w:lineRule="auto"/>
-      </w:pPr>
-    </w:p>
-    <w:p>
-      <w:pPr>
-        <w:spacing w:before="0" w:after="120" w:line="300" w:lineRule="auto"/>
-      </w:pPr>
-      <w:r>
-        <w:rPr>
-          <w:rFonts w:ascii="Microsoft YaHei" w:hAnsi="Microsoft YaHei" w:eastAsia="Microsoft YaHei"/>
-          <w:b w:val="0"/>
-        </w:rPr>
-        <w:t>更新依赖：</w:t>
-      </w:r>
-    </w:p>
-    <w:p>
-      <w:pPr>
-        <w:spacing w:before="0" w:after="40" w:line="264" w:lineRule="auto"/>
-        <w:ind w:left="259" w:right="173"/>
-        <w:shd w:fill="F4F6F9"/>
-      </w:pPr>
-      <w:r>
-        <w:rPr>
-          <w:rFonts w:ascii="Consolas" w:hAnsi="Consolas" w:eastAsia="Consolas"/>
-          <w:b w:val="0"/>
-          <w:color w:val="141E2D"/>
-          <w:sz w:val="18"/>
-        </w:rPr>
-        <w:t>.venv\Scripts\python -m pip install -r requirements.txt</w:t>
-      </w:r>
-    </w:p>
-    <w:p>
-      <w:pPr>
-        <w:spacing w:before="0" w:after="80" w:line="300" w:lineRule="auto"/>
-      </w:pPr>
-    </w:p>
-    <w:p>
-      <w:pPr>
-        <w:spacing w:before="0" w:after="120" w:line="300" w:lineRule="auto"/>
-      </w:pPr>
-      <w:r>
-        <w:rPr>
-          <w:rFonts w:ascii="Microsoft YaHei" w:hAnsi="Microsoft YaHei" w:eastAsia="Microsoft YaHei"/>
-          <w:b w:val="0"/>
-        </w:rPr>
-        <w:t>重新启动后端：</w:t>
-      </w:r>
-    </w:p>
-    <w:p>
-      <w:pPr>
-        <w:spacing w:before="0" w:after="40" w:line="264" w:lineRule="auto"/>
-        <w:ind w:left="259" w:right="173"/>
-        <w:shd w:fill="F4F6F9"/>
-      </w:pPr>
-      <w:r>
-        <w:rPr>
-          <w:rFonts w:ascii="Consolas" w:hAnsi="Consolas" w:eastAsia="Consolas"/>
-          <w:b w:val="0"/>
-          <w:color w:val="141E2D"/>
-          <w:sz w:val="18"/>
-        </w:rPr>
-        <w:t>.venv\Scripts\python -m uvicorn app.main:app --host 0.0.0.0 --port 8000</w:t>
-      </w:r>
-    </w:p>
-    <w:p>
-      <w:pPr>
-        <w:spacing w:before="0" w:after="80" w:line="300" w:lineRule="auto"/>
-      </w:pPr>
-    </w:p>
-    <w:p>
-      <w:pPr>
         <w:pStyle w:val="Heading1"/>
       </w:pPr>
       <w:r>
@@ -3175,7 +3520,7 @@
           <w:color w:val="141E2D"/>
           <w:sz w:val="18"/>
         </w:rPr>
-        <w:t>使用者执行 bash scripts/update.sh</w:t>
+        <w:t>使用者双击 一键更新程序.bat</w:t>
       </w:r>
     </w:p>
     <w:p>
@@ -3191,7 +3536,7 @@
           <w:color w:val="141E2D"/>
           <w:sz w:val="18"/>
         </w:rPr>
-        <w:t>重启后端服务</w:t>
+        <w:t>按提示启动后端服务</w:t>
       </w:r>
     </w:p>
     <w:p>
